--- a/resources/systems/procedures/schoolwide/handouts/lunch-student-handout.docx
+++ b/resources/systems/procedures/schoolwide/handouts/lunch-student-handout.docx
@@ -50,7 +50,7 @@
           <w:sz w:val="19"/>
           <w:szCs w:val="19"/>
         </w:rPr>
-        <w:t xml:space="preserve">Cafeteria · Sit first · Stay seated · Walk, don't run</w:t>
+        <w:t xml:space="preserve">Cafeteria · Six steps, every day · Level 1 to line up</w:t>
       </w:r>
     </w:p>
     <w:p>
@@ -64,7 +64,7 @@
           <w:sz w:val="21"/>
           <w:szCs w:val="21"/>
         </w:rPr>
-        <w:t xml:space="preserve">Lunch runs table by table. I sit with my homeroom, stay seated until I'm called, and walk every time.</w:t>
+        <w:t xml:space="preserve">Lunch runs the same way every day. I walk in, get everything I need, sit at my spot in my row, and leave my area ready for the next group.</w:t>
       </w:r>
     </w:p>
     <w:p>
@@ -108,16 +108,16 @@
           <w:sz w:val="21"/>
           <w:szCs w:val="21"/>
         </w:rPr>
-        <w:t xml:space="preserve">Enter and sit first </w:t>
-      </w:r>
-      <w:r>
-        <w:rPr>
-          <w:rFonts w:ascii="Calibri" w:cs="Calibri" w:eastAsia="Calibri" w:hAnsi="Calibri"/>
-          <w:color w:val="1a1a1a"/>
-          <w:sz w:val="21"/>
-          <w:szCs w:val="21"/>
-        </w:rPr>
-        <w:t xml:space="preserve">with my homeroom only — no lining up before eating, no mixing classes.</w:t>
+        <w:t xml:space="preserve">Enter and walk. </w:t>
+      </w:r>
+      <w:r>
+        <w:rPr>
+          <w:rFonts w:ascii="Calibri" w:cs="Calibri" w:eastAsia="Calibri" w:hAnsi="Calibri"/>
+          <w:color w:val="1a1a1a"/>
+          <w:sz w:val="21"/>
+          <w:szCs w:val="21"/>
+        </w:rPr>
+        <w:t xml:space="preserve">The Greeter meets my class at the door and sends us to the right line.</w:t>
       </w:r>
     </w:p>
     <w:p>
@@ -145,16 +145,16 @@
           <w:sz w:val="21"/>
           <w:szCs w:val="21"/>
         </w:rPr>
-        <w:t xml:space="preserve">Stay seated </w:t>
-      </w:r>
-      <w:r>
-        <w:rPr>
-          <w:rFonts w:ascii="Calibri" w:cs="Calibri" w:eastAsia="Calibri" w:hAnsi="Calibri"/>
-          <w:color w:val="1a1a1a"/>
-          <w:sz w:val="21"/>
-          <w:szCs w:val="21"/>
-        </w:rPr>
-        <w:t xml:space="preserve">until my table is called — I don't get up for any reason.</w:t>
+        <w:t xml:space="preserve">Get your tray. </w:t>
+      </w:r>
+      <w:r>
+        <w:rPr>
+          <w:rFonts w:ascii="Calibri" w:cs="Calibri" w:eastAsia="Calibri" w:hAnsi="Calibri"/>
+          <w:color w:val="1a1a1a"/>
+          <w:sz w:val="21"/>
+          <w:szCs w:val="21"/>
+        </w:rPr>
+        <w:t xml:space="preserve">I get everything I need (tray, utensils, napkin, drink) before I sit down.</w:t>
       </w:r>
     </w:p>
     <w:p>
@@ -182,16 +182,16 @@
           <w:sz w:val="21"/>
           <w:szCs w:val="21"/>
         </w:rPr>
-        <w:t xml:space="preserve">When my table is called, </w:t>
-      </w:r>
-      <w:r>
-        <w:rPr>
-          <w:rFonts w:ascii="Calibri" w:cs="Calibri" w:eastAsia="Calibri" w:hAnsi="Calibri"/>
-          <w:color w:val="1a1a1a"/>
-          <w:sz w:val="21"/>
-          <w:szCs w:val="21"/>
-        </w:rPr>
-        <w:t xml:space="preserve">I stand and walk (never faster) to the serving line.</w:t>
+        <w:t xml:space="preserve">Sit at your spot. </w:t>
+      </w:r>
+      <w:r>
+        <w:rPr>
+          <w:rFonts w:ascii="Calibri" w:cs="Calibri" w:eastAsia="Calibri" w:hAnsi="Calibri"/>
+          <w:color w:val="1a1a1a"/>
+          <w:sz w:val="21"/>
+          <w:szCs w:val="21"/>
+        </w:rPr>
+        <w:t xml:space="preserve">I sit in my class's lettered row (A, B, C...). The Navigator helps me find it. I stay at my spot.</w:t>
       </w:r>
     </w:p>
     <w:p>
@@ -219,16 +219,16 @@
           <w:sz w:val="21"/>
           <w:szCs w:val="21"/>
         </w:rPr>
-        <w:t xml:space="preserve">In line: </w:t>
-      </w:r>
-      <w:r>
-        <w:rPr>
-          <w:rFonts w:ascii="Calibri" w:cs="Calibri" w:eastAsia="Calibri" w:hAnsi="Calibri"/>
-          <w:color w:val="1a1a1a"/>
-          <w:sz w:val="21"/>
-          <w:szCs w:val="21"/>
-        </w:rPr>
-        <w:t xml:space="preserve">walk, hands to myself, get everything I need — no coming back once I'm through.</w:t>
+        <w:t xml:space="preserve">Eat. </w:t>
+      </w:r>
+      <w:r>
+        <w:rPr>
+          <w:rFonts w:ascii="Calibri" w:cs="Calibri" w:eastAsia="Calibri" w:hAnsi="Calibri"/>
+          <w:color w:val="1a1a1a"/>
+          <w:sz w:val="21"/>
+          <w:szCs w:val="21"/>
+        </w:rPr>
+        <w:t xml:space="preserve">I use the voice level the MC calls on the screen. Level 3 (table voice) is the loudest in the cafeteria.</w:t>
       </w:r>
     </w:p>
     <w:p>
@@ -256,16 +256,16 @@
           <w:sz w:val="21"/>
           <w:szCs w:val="21"/>
         </w:rPr>
-        <w:t xml:space="preserve">Walk back around </w:t>
-      </w:r>
-      <w:r>
-        <w:rPr>
-          <w:rFonts w:ascii="Calibri" w:cs="Calibri" w:eastAsia="Calibri" w:hAnsi="Calibri"/>
-          <w:color w:val="1a1a1a"/>
-          <w:sz w:val="21"/>
-          <w:szCs w:val="21"/>
-        </w:rPr>
-        <w:t xml:space="preserve">other tables — not through them — to my own seat.</w:t>
+        <w:t xml:space="preserve">Clean your area. </w:t>
+      </w:r>
+      <w:r>
+        <w:rPr>
+          <w:rFonts w:ascii="Calibri" w:cs="Calibri" w:eastAsia="Calibri" w:hAnsi="Calibri"/>
+          <w:color w:val="1a1a1a"/>
+          <w:sz w:val="21"/>
+          <w:szCs w:val="21"/>
+        </w:rPr>
+        <w:t xml:space="preserve">At the 2-minute signal, I clean my spot and sort my trash. The Monitor for my row checks it.</w:t>
       </w:r>
     </w:p>
     <w:p>
@@ -293,16 +293,16 @@
           <w:sz w:val="21"/>
           <w:szCs w:val="21"/>
         </w:rPr>
-        <w:t xml:space="preserve">Sharing: </w:t>
-      </w:r>
-      <w:r>
-        <w:rPr>
-          <w:rFonts w:ascii="Calibri" w:cs="Calibri" w:eastAsia="Calibri" w:hAnsi="Calibri"/>
-          <w:color w:val="1a1a1a"/>
-          <w:sz w:val="21"/>
-          <w:szCs w:val="21"/>
-        </w:rPr>
-        <w:t xml:space="preserve">trade only person-to-person at my table; unwanted food goes to the middle of my table; to get something from another table I raise my hand and an adult brings it.</w:t>
+        <w:t xml:space="preserve">Line up at Level 1. </w:t>
+      </w:r>
+      <w:r>
+        <w:rPr>
+          <w:rFonts w:ascii="Calibri" w:cs="Calibri" w:eastAsia="Calibri" w:hAnsi="Calibri"/>
+          <w:color w:val="1a1a1a"/>
+          <w:sz w:val="21"/>
+          <w:szCs w:val="21"/>
+        </w:rPr>
+        <w:t xml:space="preserve">When my row is called, I walk to the line at a whisper and face forward.</w:t>
       </w:r>
     </w:p>
     <w:p>
@@ -330,16 +330,16 @@
           <w:sz w:val="21"/>
           <w:szCs w:val="21"/>
         </w:rPr>
-        <w:t xml:space="preserve">Cleanup (last 12 min): </w:t>
-      </w:r>
-      <w:r>
-        <w:rPr>
-          <w:rFonts w:ascii="Calibri" w:cs="Calibri" w:eastAsia="Calibri" w:hAnsi="Calibri"/>
-          <w:color w:val="1a1a1a"/>
-          <w:sz w:val="21"/>
-          <w:szCs w:val="21"/>
-        </w:rPr>
-        <w:t xml:space="preserve">all trash on my tray → dump it in the can → stack my tray in the middle → sit and wait.</w:t>
+        <w:t xml:space="preserve">Need help? </w:t>
+      </w:r>
+      <w:r>
+        <w:rPr>
+          <w:rFonts w:ascii="Calibri" w:cs="Calibri" w:eastAsia="Calibri" w:hAnsi="Calibri"/>
+          <w:color w:val="1a1a1a"/>
+          <w:sz w:val="21"/>
+          <w:szCs w:val="21"/>
+        </w:rPr>
+        <w:t xml:space="preserve">I raise my hand and stay at my spot. The Monitor for my row comes to me.</w:t>
       </w:r>
     </w:p>
     <w:p>
@@ -367,16 +367,16 @@
           <w:sz w:val="21"/>
           <w:szCs w:val="21"/>
         </w:rPr>
-        <w:t xml:space="preserve">Line up table by table </w:t>
-      </w:r>
-      <w:r>
-        <w:rPr>
-          <w:rFonts w:ascii="Calibri" w:cs="Calibri" w:eastAsia="Calibri" w:hAnsi="Calibri"/>
-          <w:color w:val="1a1a1a"/>
-          <w:sz w:val="21"/>
-          <w:szCs w:val="21"/>
-        </w:rPr>
-        <w:t xml:space="preserve">when called. I answer “Class, class” with “Yes, yes.”</w:t>
+        <w:t xml:space="preserve">Need a reset? </w:t>
+      </w:r>
+      <w:r>
+        <w:rPr>
+          <w:rFonts w:ascii="Calibri" w:cs="Calibri" w:eastAsia="Calibri" w:hAnsi="Calibri"/>
+          <w:color w:val="1a1a1a"/>
+          <w:sz w:val="21"/>
+          <w:szCs w:val="21"/>
+        </w:rPr>
+        <w:t xml:space="preserve">I go to the Reflection Table: pause, reflect, review, repair and return. My place here doesn't go anywhere.</w:t>
       </w:r>
     </w:p>
     <w:p>
@@ -406,7 +406,7 @@
           <w:sz w:val="21"/>
           <w:szCs w:val="21"/>
         </w:rPr>
-        <w:t xml:space="preserve">“Sit first. Stay seated. Walk, don't run.”</w:t>
+        <w:t xml:space="preserve">“Walk in. Tray first. Sit at my spot. Clean, then Level 1.”</w:t>
       </w:r>
     </w:p>
     <w:tbl>
@@ -480,7 +480,7 @@
                 <w:sz w:val="19"/>
                 <w:szCs w:val="19"/>
               </w:rPr>
-              <w:t xml:space="preserve">I stay seated until I'm called, walk every time, and clean up in the right order.</w:t>
+              <w:t xml:space="preserve">I sit at my spot, match the level the MC calls, and leave my area ready for the next group.</w:t>
             </w:r>
           </w:p>
         </w:tc>

--- a/resources/systems/procedures/schoolwide/handouts/lunch-student-handout.docx
+++ b/resources/systems/procedures/schoolwide/handouts/lunch-student-handout.docx
@@ -356,27 +356,25 @@
           <w:sz w:val="21"/>
           <w:szCs w:val="21"/>
         </w:rPr>
-        <w:t xml:space="preserve">8.  </w:t>
-      </w:r>
-      <w:r>
-        <w:rPr>
-          <w:rFonts w:ascii="Calibri" w:cs="Calibri" w:eastAsia="Calibri" w:hAnsi="Calibri"/>
-          <w:b/>
-          <w:bCs/>
-          <w:color w:val="1a1a1a"/>
-          <w:sz w:val="21"/>
-          <w:szCs w:val="21"/>
-        </w:rPr>
-        <w:t xml:space="preserve">Need a reset? </w:t>
-      </w:r>
-      <w:r>
-        <w:rPr>
-          <w:rFonts w:ascii="Calibri" w:cs="Calibri" w:eastAsia="Calibri" w:hAnsi="Calibri"/>
-          <w:color w:val="1a1a1a"/>
-          <w:sz w:val="21"/>
-          <w:szCs w:val="21"/>
-        </w:rPr>
-        <w:t xml:space="preserve">I go to the Reflection Table: pause, reflect, review, repair and return. My place here doesn't go anywhere.</w:t>
+        <w:t>8.  Need a reset? I go to the Reflect and Repair table. I keep eating, write about what happened, and do the repair I pick. My place here doesn't go anywhere.</w:t>
+      </w:r>
+      <w:r>
+        <w:rPr>
+          <w:rFonts w:ascii="Calibri" w:cs="Calibri" w:eastAsia="Calibri" w:hAnsi="Calibri"/>
+          <w:b/>
+          <w:bCs/>
+          <w:color w:val="1a1a1a"/>
+          <w:sz w:val="21"/>
+          <w:szCs w:val="21"/>
+        </w:rPr>
+      </w:r>
+      <w:r>
+        <w:rPr>
+          <w:rFonts w:ascii="Calibri" w:cs="Calibri" w:eastAsia="Calibri" w:hAnsi="Calibri"/>
+          <w:color w:val="1a1a1a"/>
+          <w:sz w:val="21"/>
+          <w:szCs w:val="21"/>
+        </w:rPr>
       </w:r>
     </w:p>
     <w:p>

--- a/resources/systems/procedures/schoolwide/handouts/lunch-student-handout.docx
+++ b/resources/systems/procedures/schoolwide/handouts/lunch-student-handout.docx
@@ -208,27 +208,25 @@
           <w:sz w:val="21"/>
           <w:szCs w:val="21"/>
         </w:rPr>
-        <w:t xml:space="preserve">4.  </w:t>
-      </w:r>
-      <w:r>
-        <w:rPr>
-          <w:rFonts w:ascii="Calibri" w:cs="Calibri" w:eastAsia="Calibri" w:hAnsi="Calibri"/>
-          <w:b/>
-          <w:bCs/>
-          <w:color w:val="1a1a1a"/>
-          <w:sz w:val="21"/>
-          <w:szCs w:val="21"/>
-        </w:rPr>
-        <w:t xml:space="preserve">Eat. </w:t>
-      </w:r>
-      <w:r>
-        <w:rPr>
-          <w:rFonts w:ascii="Calibri" w:cs="Calibri" w:eastAsia="Calibri" w:hAnsi="Calibri"/>
-          <w:color w:val="1a1a1a"/>
-          <w:sz w:val="21"/>
-          <w:szCs w:val="21"/>
-        </w:rPr>
-        <w:t xml:space="preserve">I use the voice level the MC calls on the screen. Level 3 (table voice) is the loudest in the cafeteria.</w:t>
+        <w:t>4.  Eat. I use the voice level the MC calls on the screen. Level 2 (table voice) is the loudest in the cafeteria.</w:t>
+      </w:r>
+      <w:r>
+        <w:rPr>
+          <w:rFonts w:ascii="Calibri" w:cs="Calibri" w:eastAsia="Calibri" w:hAnsi="Calibri"/>
+          <w:b/>
+          <w:bCs/>
+          <w:color w:val="1a1a1a"/>
+          <w:sz w:val="21"/>
+          <w:szCs w:val="21"/>
+        </w:rPr>
+      </w:r>
+      <w:r>
+        <w:rPr>
+          <w:rFonts w:ascii="Calibri" w:cs="Calibri" w:eastAsia="Calibri" w:hAnsi="Calibri"/>
+          <w:color w:val="1a1a1a"/>
+          <w:sz w:val="21"/>
+          <w:szCs w:val="21"/>
+        </w:rPr>
       </w:r>
     </w:p>
     <w:p>
